--- a/pract-12-awdf-24cs033.docx
+++ b/pract-12-awdf-24cs033.docx
@@ -562,16 +562,8 @@
             <w:tcW w:w="10530" w:type="dxa"/>
           </w:tcPr>
           <w:p>
-            <w:pPr>
-              <w:jc w:val="both"/>
-            </w:pPr>
             <w:r>
-              <w:rPr>
-                <w:rFonts w:ascii="Times New Roman" w:hAnsi="Times New Roman"/>
-                <w:b w:val="0"/>
-                <w:sz w:val="22"/>
-              </w:rPr>
-              <w:t>To automate software integration and testing workflows using a GitHub Actions CI/CD pipeline, establishing push and pull-request triggers, multi-stage matrix jobs (linting, build, and automated test execution), dependency caching, and automated pass/fail build reporting.</w:t>
+              <w:t>GitHub Link Repository Link: https://github.com/24CS033Romit/AWDF_Practical_12</w:t>
             </w:r>
           </w:p>
         </w:tc>
@@ -661,16 +653,8 @@
             <w:shd w:val="clear" w:color="auto" w:fill="auto"/>
           </w:tcPr>
           <w:p>
-            <w:pPr>
-              <w:jc w:val="left"/>
-            </w:pPr>
             <w:r>
-              <w:rPr>
-                <w:rFonts w:ascii="Times New Roman" w:hAnsi="Times New Roman"/>
-                <w:b/>
-                <w:sz w:val="22"/>
-              </w:rPr>
-              <w:t>GitHub Link Repository Link: https://github.com/24CS046Dharm/24cs046-awdf-practical12</w:t>
+              <w:t>GitHub Link Repository Link: https://github.com/24CS033Romit/AWDF_Practical_12</w:t>
             </w:r>
           </w:p>
         </w:tc>
@@ -739,680 +723,51 @@
             <w:tcW w:w="10530" w:type="dxa"/>
           </w:tcPr>
           <w:p>
-            <w:r/>
-          </w:p>
-          <w:p>
             <w:pPr>
-              <w:jc w:val="left"/>
+              <w:spacing w:after="80"/>
             </w:pPr>
             <w:r>
-              <w:rPr>
-                <w:rFonts w:ascii="Times New Roman" w:hAnsi="Times New Roman"/>
-                <w:b/>
-                <w:sz w:val="22"/>
-              </w:rPr>
-              <w:br/>
-            </w:r>
-            <w:r>
-              <w:rPr>
-                <w:rFonts w:ascii="Times New Roman" w:hAnsi="Times New Roman"/>
-                <w:b/>
-                <w:sz w:val="22"/>
-              </w:rPr>
-              <w:t>1. GitHub Actions Workflow Architecture (.github/workflows/ci.yml):</w:t>
-            </w:r>
-            <w:r>
-              <w:rPr>
-                <w:rFonts w:ascii="Times New Roman" w:hAnsi="Times New Roman"/>
-                <w:b/>
-                <w:sz w:val="22"/>
-              </w:rPr>
-              <w:br/>
-            </w:r>
-            <w:r>
-              <w:rPr>
-                <w:rFonts w:ascii="Times New Roman" w:hAnsi="Times New Roman"/>
-                <w:b w:val="0"/>
-                <w:sz w:val="22"/>
-              </w:rPr>
-              <w:t>Engineered a production-ready CI pipeline configured on push and pull_request triggers targeting the main branch. The workflow automates repository checkout, Node.js environment provisioning (Node 20), dependency installation with npm ci, and parallel execution of linting and automated test jobs.</w:t>
+              <w:t>GitHub Link Repository Link: https://github.com/24CS033Romit/AWDF_Practical_12</w:t>
             </w:r>
           </w:p>
           <w:p>
             <w:pPr>
-              <w:jc w:val="left"/>
+              <w:spacing w:before="160" w:after="160"/>
+              <w:jc w:val="center"/>
             </w:pPr>
             <w:r>
-              <w:rPr>
-                <w:rFonts w:ascii="Times New Roman" w:hAnsi="Times New Roman"/>
-                <w:b/>
-                <w:sz w:val="22"/>
-              </w:rPr>
-              <w:br/>
-            </w:r>
-            <w:r>
-              <w:rPr>
-                <w:rFonts w:ascii="Times New Roman" w:hAnsi="Times New Roman"/>
-                <w:b/>
-                <w:sz w:val="22"/>
-              </w:rPr>
-              <w:t>2. Automated Test Automation Job (test-backend &amp; test-frontend):</w:t>
-            </w:r>
-            <w:r>
-              <w:rPr>
-                <w:rFonts w:ascii="Times New Roman" w:hAnsi="Times New Roman"/>
-                <w:b/>
-                <w:sz w:val="22"/>
-              </w:rPr>
-              <w:br/>
-            </w:r>
-            <w:r>
-              <w:rPr>
-                <w:rFonts w:ascii="Times New Roman" w:hAnsi="Times New Roman"/>
-                <w:b w:val="0"/>
-                <w:sz w:val="22"/>
-              </w:rPr>
-              <w:t>Configured automated execution of the backend test suite (node --test tests/api.test.js) and frontend test validation. The pipeline parses exit codes and fails fast if any assertion breaks, preventing unstable builds from entering the deployment stream.</w:t>
-            </w:r>
-          </w:p>
-          <w:p>
-            <w:pPr>
-              <w:jc w:val="left"/>
-            </w:pPr>
-            <w:r>
-              <w:rPr>
-                <w:rFonts w:ascii="Times New Roman" w:hAnsi="Times New Roman"/>
-                <w:b/>
-                <w:sz w:val="22"/>
-              </w:rPr>
-              <w:br/>
-            </w:r>
-            <w:r>
-              <w:rPr>
-                <w:rFonts w:ascii="Times New Roman" w:hAnsi="Times New Roman"/>
-                <w:b/>
-                <w:sz w:val="22"/>
-              </w:rPr>
-              <w:t>3. Demonstration of Broken vs. Corrected Pipeline (Step 4 &amp; 5):</w:t>
-            </w:r>
-            <w:r>
-              <w:rPr>
-                <w:rFonts w:ascii="Times New Roman" w:hAnsi="Times New Roman"/>
-                <w:b/>
-                <w:sz w:val="22"/>
-              </w:rPr>
-              <w:br/>
-            </w:r>
-            <w:r>
-              <w:rPr>
-                <w:rFonts w:ascii="Times New Roman" w:hAnsi="Times New Roman"/>
-                <w:b w:val="0"/>
-                <w:sz w:val="22"/>
-              </w:rPr>
-              <w:t>Demonstrated the CI pipeline's failure catch capabilities by introducing an intentional assertion regression in api.test.js (commit test: intentional failure), verifying that GitHub Actions rejected the build with a red cross (Exit code 1). Subsequently pushed the corrected assertion (commit fix: resolve test regression), triggering a green checkmark build.</w:t>
-            </w:r>
-          </w:p>
-          <w:p>
-            <w:pPr>
-              <w:jc w:val="left"/>
-            </w:pPr>
-            <w:r>
-              <w:rPr>
-                <w:rFonts w:ascii="Times New Roman" w:hAnsi="Times New Roman"/>
-                <w:b/>
-                <w:sz w:val="22"/>
-              </w:rPr>
-              <w:br/>
-            </w:r>
-            <w:r>
-              <w:rPr>
-                <w:rFonts w:ascii="Times New Roman" w:hAnsi="Times New Roman"/>
-                <w:b/>
-                <w:sz w:val="22"/>
-              </w:rPr>
-              <w:t>4. Supplementary Problem 1 - Code Linting Job (lint):</w:t>
-            </w:r>
-            <w:r>
-              <w:rPr>
-                <w:rFonts w:ascii="Times New Roman" w:hAnsi="Times New Roman"/>
-                <w:b/>
-                <w:sz w:val="22"/>
-              </w:rPr>
-              <w:br/>
-            </w:r>
-            <w:r>
-              <w:rPr>
-                <w:rFonts w:ascii="Times New Roman" w:hAnsi="Times New Roman"/>
-                <w:b w:val="0"/>
-                <w:sz w:val="22"/>
-              </w:rPr>
-              <w:t>Added a dedicated linting job running Oxlint/ESLint prior to test execution. The job inspects code syntax, detects unused variables, and enforces coding standards across all client and server files.</w:t>
-            </w:r>
-          </w:p>
-          <w:p>
-            <w:pPr>
-              <w:jc w:val="left"/>
-            </w:pPr>
-            <w:r>
-              <w:rPr>
-                <w:rFonts w:ascii="Times New Roman" w:hAnsi="Times New Roman"/>
-                <w:b/>
-                <w:sz w:val="22"/>
-              </w:rPr>
-              <w:br/>
-            </w:r>
-            <w:r>
-              <w:rPr>
-                <w:rFonts w:ascii="Times New Roman" w:hAnsi="Times New Roman"/>
-                <w:b/>
-                <w:sz w:val="22"/>
-              </w:rPr>
-              <w:t>5. Supplementary Problem 2 - Pull Request Branch Protection:</w:t>
-            </w:r>
-            <w:r>
-              <w:rPr>
-                <w:rFonts w:ascii="Times New Roman" w:hAnsi="Times New Roman"/>
-                <w:b/>
-                <w:sz w:val="22"/>
-              </w:rPr>
-              <w:br/>
-            </w:r>
-            <w:r>
-              <w:rPr>
-                <w:rFonts w:ascii="Times New Roman" w:hAnsi="Times New Roman"/>
-                <w:b w:val="0"/>
-                <w:sz w:val="22"/>
-              </w:rPr>
-              <w:t>Configured branch protection rules on main requiring the build-and-test status check to pass before merging, preventing broken code from being pushed directly to production.</w:t>
-            </w:r>
-          </w:p>
-          <w:p>
-            <w:pPr>
-              <w:jc w:val="left"/>
-            </w:pPr>
-            <w:r>
-              <w:rPr>
-                <w:rFonts w:ascii="Times New Roman" w:hAnsi="Times New Roman"/>
-                <w:b/>
-                <w:sz w:val="22"/>
-              </w:rPr>
-              <w:br/>
-            </w:r>
-            <w:r>
-              <w:rPr>
-                <w:rFonts w:ascii="Times New Roman" w:hAnsi="Times New Roman"/>
-                <w:b/>
-                <w:sz w:val="22"/>
-              </w:rPr>
-              <w:t>6. Supplementary Problem 3 - Dynamic Status Badge in README:</w:t>
-            </w:r>
-            <w:r>
-              <w:rPr>
-                <w:rFonts w:ascii="Times New Roman" w:hAnsi="Times New Roman"/>
-                <w:b/>
-                <w:sz w:val="22"/>
-              </w:rPr>
-              <w:br/>
-            </w:r>
-            <w:r>
-              <w:rPr>
-                <w:rFonts w:ascii="Times New Roman" w:hAnsi="Times New Roman"/>
-                <w:b w:val="0"/>
-                <w:sz w:val="22"/>
-              </w:rPr>
-              <w:t>Embedded a real-time GitHub Actions SVG workflow status badge in README.md reflecting the live state of the CI pipeline (https://github.com/24CS046Dharm/24cs046-awdf-practical12/actions/workflows/ci.yml/badge.svg).</w:t>
-            </w:r>
-          </w:p>
-          <w:p>
-            <w:pPr>
-              <w:jc w:val="left"/>
-            </w:pPr>
-            <w:r>
-              <w:rPr>
-                <w:rFonts w:ascii="Times New Roman" w:hAnsi="Times New Roman"/>
-                <w:b/>
-                <w:sz w:val="22"/>
-              </w:rPr>
-              <w:br/>
-            </w:r>
-            <w:r>
-              <w:rPr>
-                <w:rFonts w:ascii="Times New Roman" w:hAnsi="Times New Roman"/>
-                <w:b/>
-                <w:sz w:val="22"/>
-              </w:rPr>
-              <w:t>7. Key Theoretical Analysis (CI vs CD, Shift-Left Testing, Root Causes):</w:t>
-            </w:r>
-            <w:r>
-              <w:rPr>
-                <w:rFonts w:ascii="Times New Roman" w:hAnsi="Times New Roman"/>
-                <w:b/>
-                <w:sz w:val="22"/>
-              </w:rPr>
-              <w:br/>
-            </w:r>
-            <w:r>
-              <w:rPr>
-                <w:rFonts w:ascii="Times New Roman" w:hAnsi="Times New Roman"/>
-                <w:b w:val="0"/>
-                <w:sz w:val="22"/>
-              </w:rPr>
-              <w:t>Analyzed the fundamental distinction between Continuous Integration (automated build + test) and Continuous Deployment (automated release to production servers), demonstrated how automated testing prevents integration debt, and evaluated failure diagnostics.</w:t>
-            </w:r>
-          </w:p>
-          <w:p>
-            <w:pPr>
-              <w:jc w:val="left"/>
-            </w:pPr>
-            <w:r>
-              <w:rPr>
-                <w:rFonts w:ascii="Times New Roman" w:hAnsi="Times New Roman"/>
-                <w:b/>
-                <w:sz w:val="22"/>
-              </w:rPr>
-              <w:br/>
-            </w:r>
-            <w:r>
-              <w:rPr>
-                <w:rFonts w:ascii="Times New Roman" w:hAnsi="Times New Roman"/>
-                <w:b/>
-                <w:sz w:val="22"/>
-              </w:rPr>
-              <w:t>GitHub Actions CI Pipeline Execution &amp; Status Verification Log:</w:t>
-            </w:r>
-            <w:r>
-              <w:rPr>
-                <w:rFonts w:ascii="Times New Roman" w:hAnsi="Times New Roman"/>
-                <w:b/>
-                <w:sz w:val="22"/>
-              </w:rPr>
-              <w:br/>
-            </w:r>
-          </w:p>
-          <w:p>
-            <w:pPr>
-              <w:jc w:val="left"/>
-            </w:pPr>
-            <w:r>
-              <w:rPr>
-                <w:rFonts w:ascii="Consolas" w:hAnsi="Consolas"/>
-                <w:b w:val="0"/>
-                <w:sz w:val="17"/>
-              </w:rPr>
-              <w:t>===============================================================</w:t>
-              <w:br/>
-            </w:r>
-            <w:r>
-              <w:rPr>
-                <w:rFonts w:ascii="Consolas" w:hAnsi="Consolas"/>
-                <w:b w:val="0"/>
-                <w:sz w:val="17"/>
-              </w:rPr>
-              <w:t xml:space="preserve">  Practical 12: GitHub Actions CI/CD Pipeline Verification</w:t>
-              <w:br/>
-            </w:r>
-            <w:r>
-              <w:rPr>
-                <w:rFonts w:ascii="Consolas" w:hAnsi="Consolas"/>
-                <w:b w:val="0"/>
-                <w:sz w:val="17"/>
-              </w:rPr>
-              <w:t xml:space="preserve">  Student: Dharm Lakhani (24CS046) | Course: ITUE301</w:t>
-              <w:br/>
-            </w:r>
-            <w:r>
-              <w:rPr>
-                <w:rFonts w:ascii="Consolas" w:hAnsi="Consolas"/>
-                <w:b w:val="0"/>
-                <w:sz w:val="17"/>
-              </w:rPr>
-              <w:t>===============================================================</w:t>
-              <w:br/>
-            </w:r>
-            <w:r>
-              <w:rPr>
-                <w:rFonts w:ascii="Consolas" w:hAnsi="Consolas"/>
-                <w:b w:val="0"/>
-                <w:sz w:val="17"/>
-              </w:rPr>
-              <w:br/>
-            </w:r>
-            <w:r>
-              <w:rPr>
-                <w:rFonts w:ascii="Consolas" w:hAnsi="Consolas"/>
-                <w:b w:val="0"/>
-                <w:sz w:val="17"/>
-              </w:rPr>
-              <w:t>[GIT REPO] https://github.com/24CS046Dharm/24cs046-awdf-practical12</w:t>
-              <w:br/>
-            </w:r>
-            <w:r>
-              <w:rPr>
-                <w:rFonts w:ascii="Consolas" w:hAnsi="Consolas"/>
-                <w:b w:val="0"/>
-                <w:sz w:val="17"/>
-              </w:rPr>
-              <w:t>[WORKFLOW] .github/workflows/ci.yml (Workflow Name: "CI Pipeline")</w:t>
-              <w:br/>
-            </w:r>
-            <w:r>
-              <w:rPr>
-                <w:rFonts w:ascii="Consolas" w:hAnsi="Consolas"/>
-                <w:b w:val="0"/>
-                <w:sz w:val="17"/>
-              </w:rPr>
-              <w:t>[TRIGGERS] on: [push: { branches: [main] }, pull_request: { branches: [main] }]</w:t>
-              <w:br/>
-            </w:r>
-            <w:r>
-              <w:rPr>
-                <w:rFonts w:ascii="Consolas" w:hAnsi="Consolas"/>
-                <w:b w:val="0"/>
-                <w:sz w:val="17"/>
-              </w:rPr>
-              <w:br/>
-            </w:r>
-            <w:r>
-              <w:rPr>
-                <w:rFonts w:ascii="Consolas" w:hAnsi="Consolas"/>
-                <w:b w:val="0"/>
-                <w:sz w:val="17"/>
-              </w:rPr>
-              <w:t>--- Pipeline Execution Run #1 (Intentional Failure Demonstration) ---</w:t>
-              <w:br/>
-            </w:r>
-            <w:r>
-              <w:rPr>
-                <w:rFonts w:ascii="Consolas" w:hAnsi="Consolas"/>
-                <w:b w:val="0"/>
-                <w:sz w:val="17"/>
-              </w:rPr>
-              <w:t>Commit: 8e4b11f "test(regression): intentional assertion mismatch"</w:t>
-              <w:br/>
-            </w:r>
-            <w:r>
-              <w:rPr>
-                <w:rFonts w:ascii="Consolas" w:hAnsi="Consolas"/>
-                <w:b w:val="0"/>
-                <w:sz w:val="17"/>
-              </w:rPr>
-              <w:t xml:space="preserve">  ├── Job 1: Linting (Oxlint) ────────────────────────── [PASSED] (12s)</w:t>
-              <w:br/>
-            </w:r>
-            <w:r>
-              <w:rPr>
-                <w:rFonts w:ascii="Consolas" w:hAnsi="Consolas"/>
-                <w:b w:val="0"/>
-                <w:sz w:val="17"/>
-              </w:rPr>
-              <w:t xml:space="preserve">  └── Job 2: Test Suite (Node.js 20.x) ────────────────── [FAILED] (28s)</w:t>
-              <w:br/>
-            </w:r>
-            <w:r>
-              <w:rPr>
-                <w:rFonts w:ascii="Consolas" w:hAnsi="Consolas"/>
-                <w:b w:val="0"/>
-                <w:sz w:val="17"/>
-              </w:rPr>
-              <w:t xml:space="preserve">      ✖ api.test.js: Test 4 failed - Expected status 200 but received 404</w:t>
-              <w:br/>
-            </w:r>
-            <w:r>
-              <w:rPr>
-                <w:rFonts w:ascii="Consolas" w:hAnsi="Consolas"/>
-                <w:b w:val="0"/>
-                <w:sz w:val="17"/>
-              </w:rPr>
-              <w:t xml:space="preserve">      Process completed with exit code 1.</w:t>
-              <w:br/>
-            </w:r>
-            <w:r>
-              <w:rPr>
-                <w:rFonts w:ascii="Consolas" w:hAnsi="Consolas"/>
-                <w:b w:val="0"/>
-                <w:sz w:val="17"/>
-              </w:rPr>
-              <w:t xml:space="preserve">  Status: RED X (Build Failed - Pull Request Blocked)</w:t>
-              <w:br/>
-            </w:r>
-            <w:r>
-              <w:rPr>
-                <w:rFonts w:ascii="Consolas" w:hAnsi="Consolas"/>
-                <w:b w:val="0"/>
-                <w:sz w:val="17"/>
-              </w:rPr>
-              <w:br/>
-            </w:r>
-            <w:r>
-              <w:rPr>
-                <w:rFonts w:ascii="Consolas" w:hAnsi="Consolas"/>
-                <w:b w:val="0"/>
-                <w:sz w:val="17"/>
-              </w:rPr>
-              <w:t>--- Pipeline Execution Run #2 (Corrected &amp; Verified Pipeline) ---</w:t>
-              <w:br/>
-            </w:r>
-            <w:r>
-              <w:rPr>
-                <w:rFonts w:ascii="Consolas" w:hAnsi="Consolas"/>
-                <w:b w:val="0"/>
-                <w:sz w:val="17"/>
-              </w:rPr>
-              <w:t>Commit: c27f90a "fix(api): resolve endpoint path and restore test suite"</w:t>
-              <w:br/>
-            </w:r>
-            <w:r>
-              <w:rPr>
-                <w:rFonts w:ascii="Consolas" w:hAnsi="Consolas"/>
-                <w:b w:val="0"/>
-                <w:sz w:val="17"/>
-              </w:rPr>
-              <w:t xml:space="preserve">  ├── Job 1: Checkout Repository (actions/checkout@v4) ─── [PASSED] (2s)</w:t>
-              <w:br/>
-            </w:r>
-            <w:r>
-              <w:rPr>
-                <w:rFonts w:ascii="Consolas" w:hAnsi="Consolas"/>
-                <w:b w:val="0"/>
-                <w:sz w:val="17"/>
-              </w:rPr>
-              <w:t xml:space="preserve">  ├── Job 2: Setup Node.js (actions/setup-node@v4) ──────── [PASSED] (3s)</w:t>
-              <w:br/>
-            </w:r>
-            <w:r>
-              <w:rPr>
-                <w:rFonts w:ascii="Consolas" w:hAnsi="Consolas"/>
-                <w:b w:val="0"/>
-                <w:sz w:val="17"/>
-              </w:rPr>
-              <w:t xml:space="preserve">  ├── Job 3: Cache Dependencies (actions/cache@v4) ─────── [PASSED] (1s)</w:t>
-              <w:br/>
-            </w:r>
-            <w:r>
-              <w:rPr>
-                <w:rFonts w:ascii="Consolas" w:hAnsi="Consolas"/>
-                <w:b w:val="0"/>
-                <w:sz w:val="17"/>
-              </w:rPr>
-              <w:t xml:space="preserve">  ├── Job 4: Install Dependencies (npm ci) ─────────────── [PASSED] (14s)</w:t>
-              <w:br/>
-            </w:r>
-            <w:r>
-              <w:rPr>
-                <w:rFonts w:ascii="Consolas" w:hAnsi="Consolas"/>
-                <w:b w:val="0"/>
-                <w:sz w:val="17"/>
-              </w:rPr>
-              <w:t xml:space="preserve">  ├── Job 5: Lint Codebase (npm run lint) ──────────────── [PASSED] (9s)</w:t>
-              <w:br/>
-            </w:r>
-            <w:r>
-              <w:rPr>
-                <w:rFonts w:ascii="Consolas" w:hAnsi="Consolas"/>
-                <w:b w:val="0"/>
-                <w:sz w:val="17"/>
-              </w:rPr>
-              <w:t xml:space="preserve">  └── Job 6: Run Automated Tests (npm test) ────────────── [PASSED] (18s)</w:t>
-              <w:br/>
-            </w:r>
-            <w:r>
-              <w:rPr>
-                <w:rFonts w:ascii="Consolas" w:hAnsi="Consolas"/>
-                <w:b w:val="0"/>
-                <w:sz w:val="17"/>
-              </w:rPr>
-              <w:t xml:space="preserve">      ✔ GET /health returns HTTP 200 and database connected</w:t>
-              <w:br/>
-            </w:r>
-            <w:r>
-              <w:rPr>
-                <w:rFonts w:ascii="Consolas" w:hAnsi="Consolas"/>
-                <w:b w:val="0"/>
-                <w:sz w:val="17"/>
-              </w:rPr>
-              <w:t xml:space="preserve">      ✔ GET /tasks returns tasks collection with cache headers</w:t>
-              <w:br/>
-            </w:r>
-            <w:r>
-              <w:rPr>
-                <w:rFonts w:ascii="Consolas" w:hAnsi="Consolas"/>
-                <w:b w:val="0"/>
-                <w:sz w:val="17"/>
-              </w:rPr>
-              <w:t xml:space="preserve">      ✔ POST /tasks creates task and dispatches event</w:t>
-              <w:br/>
-            </w:r>
-            <w:r>
-              <w:rPr>
-                <w:rFonts w:ascii="Consolas" w:hAnsi="Consolas"/>
-                <w:b w:val="0"/>
-                <w:sz w:val="17"/>
-              </w:rPr>
-              <w:t xml:space="preserve">      ✔ PUT /tasks/:id updates task and invalidates cache</w:t>
-              <w:br/>
-            </w:r>
-            <w:r>
-              <w:rPr>
-                <w:rFonts w:ascii="Consolas" w:hAnsi="Consolas"/>
-                <w:b w:val="0"/>
-                <w:sz w:val="17"/>
-              </w:rPr>
-              <w:t xml:space="preserve">      ✔ DELETE /tasks/:id purges record and triggers audit log</w:t>
-              <w:br/>
-            </w:r>
-            <w:r>
-              <w:rPr>
-                <w:rFonts w:ascii="Consolas" w:hAnsi="Consolas"/>
-                <w:b w:val="0"/>
-                <w:sz w:val="17"/>
-              </w:rPr>
-              <w:t xml:space="preserve">      ✔ GET /cache/stats exposes metrics</w:t>
-              <w:br/>
-            </w:r>
-            <w:r>
-              <w:rPr>
-                <w:rFonts w:ascii="Consolas" w:hAnsi="Consolas"/>
-                <w:b w:val="0"/>
-                <w:sz w:val="17"/>
-              </w:rPr>
-              <w:t xml:space="preserve">  Status: GREEN CHECKMARK (Workflow Passed in 47s)</w:t>
-              <w:br/>
-            </w:r>
-            <w:r>
-              <w:rPr>
-                <w:rFonts w:ascii="Consolas" w:hAnsi="Consolas"/>
-                <w:b w:val="0"/>
-                <w:sz w:val="17"/>
-              </w:rPr>
-              <w:br/>
-            </w:r>
-            <w:r>
-              <w:rPr>
-                <w:rFonts w:ascii="Consolas" w:hAnsi="Consolas"/>
-                <w:b w:val="0"/>
-                <w:sz w:val="17"/>
-              </w:rPr>
-              <w:t>===============================================================</w:t>
-              <w:br/>
-            </w:r>
-            <w:r>
-              <w:rPr>
-                <w:rFonts w:ascii="Consolas" w:hAnsi="Consolas"/>
-                <w:b w:val="0"/>
-                <w:sz w:val="17"/>
-              </w:rPr>
-              <w:t xml:space="preserve">  CI Pipeline Metrics &amp; Verification:</w:t>
-              <w:br/>
-            </w:r>
-            <w:r>
-              <w:rPr>
-                <w:rFonts w:ascii="Consolas" w:hAnsi="Consolas"/>
-                <w:b w:val="0"/>
-                <w:sz w:val="17"/>
-              </w:rPr>
-              <w:t>===============================================================</w:t>
-              <w:br/>
-            </w:r>
-            <w:r>
-              <w:rPr>
-                <w:rFonts w:ascii="Consolas" w:hAnsi="Consolas"/>
-                <w:b w:val="0"/>
-                <w:sz w:val="17"/>
-              </w:rPr>
-              <w:t>Total Jobs Run     : 2 Jobs (Lint &amp; Test)</w:t>
-              <w:br/>
-            </w:r>
-            <w:r>
-              <w:rPr>
-                <w:rFonts w:ascii="Consolas" w:hAnsi="Consolas"/>
-                <w:b w:val="0"/>
-                <w:sz w:val="17"/>
-              </w:rPr>
-              <w:t>Matrix Environments: Node.js 20.x (ubuntu-latest)</w:t>
-              <w:br/>
-            </w:r>
-            <w:r>
-              <w:rPr>
-                <w:rFonts w:ascii="Consolas" w:hAnsi="Consolas"/>
-                <w:b w:val="0"/>
-                <w:sz w:val="17"/>
-              </w:rPr>
-              <w:t>Average Run Time   : 47 seconds (with npm cache hit)</w:t>
-              <w:br/>
-            </w:r>
-            <w:r>
-              <w:rPr>
-                <w:rFonts w:ascii="Consolas" w:hAnsi="Consolas"/>
-                <w:b w:val="0"/>
-                <w:sz w:val="17"/>
-              </w:rPr>
-              <w:t>README Badge Status: Passing (Green)</w:t>
-              <w:br/>
-            </w:r>
-            <w:r>
-              <w:rPr>
-                <w:rFonts w:ascii="Consolas" w:hAnsi="Consolas"/>
-                <w:b w:val="0"/>
-                <w:sz w:val="17"/>
-              </w:rPr>
-              <w:t>===============================================================</w:t>
-              <w:br/>
-            </w:r>
-            <w:r>
-              <w:rPr>
-                <w:rFonts w:ascii="Consolas" w:hAnsi="Consolas"/>
-                <w:b w:val="0"/>
-                <w:sz w:val="17"/>
-              </w:rPr>
-              <w:br/>
-            </w:r>
-            <w:r>
-              <w:rPr>
-                <w:rFonts w:ascii="Consolas" w:hAnsi="Consolas"/>
-                <w:b w:val="0"/>
-                <w:sz w:val="17"/>
-              </w:rPr>
-              <w:t>Test Results Summary: 6 / 6 Test Cases Passed (100%)</w:t>
+              <w:drawing>
+                <wp:inline xmlns:a="http://schemas.openxmlformats.org/drawingml/2006/main" xmlns:pic="http://schemas.openxmlformats.org/drawingml/2006/picture">
+                  <wp:extent cx="5303520" cy="3093720"/>
+                  <wp:docPr id="1" name="Picture 1"/>
+                  <wp:cNvGraphicFramePr>
+                    <a:graphicFrameLocks noChangeAspect="1"/>
+                  </wp:cNvGraphicFramePr>
+                  <a:graphic>
+                    <a:graphicData uri="http://schemas.openxmlformats.org/drawingml/2006/picture">
+                      <pic:pic>
+                        <pic:nvPicPr>
+                          <pic:cNvPr id="0" name="p12_output.png"/>
+                          <pic:cNvPicPr/>
+                        </pic:nvPicPr>
+                        <pic:blipFill>
+                          <a:blip r:embed="rId17"/>
+                          <a:stretch>
+                            <a:fillRect/>
+                          </a:stretch>
+                        </pic:blipFill>
+                        <pic:spPr>
+                          <a:xfrm>
+                            <a:off x="0" y="0"/>
+                            <a:ext cx="5303520" cy="3093720"/>
+                          </a:xfrm>
+                          <a:prstGeom prst="rect"/>
+                        </pic:spPr>
+                      </pic:pic>
+                    </a:graphicData>
+                  </a:graphic>
+                </wp:inline>
+              </w:drawing>
             </w:r>
           </w:p>
         </w:tc>
